--- a/_tools/notables.docx
+++ b/_tools/notables.docx
@@ -335,87 +335,7 @@
           <w:rtl/>
           <w:rFonts w:ascii="Simplified Arabic" w:cs="Simplified Arabic" w:eastAsia="Simplified Arabic" w:hAnsi="Simplified Arabic" w:hint="cs"/>
         </w:rPr>
-        <w:t xml:space="preserve">أولاً: وحدة البصمة</w:t>
-      </w:r>
-    </w:p>
-    <w:p>
-      <w:pPr>
-        <w:bidi/>
-        <w:spacing w:before="0" w:after="20" w:line="276" w:lineRule="auto"/>
-        <w:jc w:val="right"/>
-      </w:pPr>
-      <w:r>
-        <w:rPr>
-          <w:b w:val="false"/>
-          <w:bCs w:val="false"/>
-          <w:i w:val="false"/>
-          <w:iCs w:val="false"/>
-          <w:sz w:val="24"/>
-          <w:szCs w:val="24"/>
-          <w:rtl/>
-          <w:rFonts w:ascii="Simplified Arabic" w:cs="Simplified Arabic" w:eastAsia="Simplified Arabic" w:hAnsi="Simplified Arabic" w:hint="cs"/>
-        </w:rPr>
-        <w:t xml:space="preserve">مسؤول البصمة: م. فني – حسين تركي علي</w:t>
-      </w:r>
-    </w:p>
-    <w:p>
-      <w:pPr>
-        <w:bidi/>
-        <w:spacing w:before="0" w:after="20" w:line="276" w:lineRule="auto"/>
-        <w:jc w:val="right"/>
-      </w:pPr>
-      <w:r>
-        <w:rPr>
-          <w:b w:val="false"/>
-          <w:bCs w:val="false"/>
-          <w:i w:val="false"/>
-          <w:iCs w:val="false"/>
-          <w:sz w:val="24"/>
-          <w:szCs w:val="24"/>
-          <w:rtl/>
-          <w:rFonts w:ascii="Simplified Arabic" w:cs="Simplified Arabic" w:eastAsia="Simplified Arabic" w:hAnsi="Simplified Arabic" w:hint="cs"/>
-        </w:rPr>
-        <w:t xml:space="preserve">عدد الأجهزة: 1 (عاطل)</w:t>
-      </w:r>
-    </w:p>
-    <w:p>
-      <w:pPr>
-        <w:bidi/>
-        <w:spacing w:before="0" w:after="20" w:line="276" w:lineRule="auto"/>
-        <w:jc w:val="right"/>
-      </w:pPr>
-      <w:r>
-        <w:rPr>
-          <w:b w:val="false"/>
-          <w:bCs w:val="false"/>
-          <w:i w:val="false"/>
-          <w:iCs w:val="false"/>
-          <w:sz w:val="24"/>
-          <w:szCs w:val="24"/>
-          <w:rtl/>
-          <w:rFonts w:ascii="Simplified Arabic" w:cs="Simplified Arabic" w:eastAsia="Simplified Arabic" w:hAnsi="Simplified Arabic" w:hint="cs"/>
-        </w:rPr>
-        <w:t xml:space="preserve">الكادر: شخصان فقط</w:t>
-      </w:r>
-    </w:p>
-    <w:p>
-      <w:pPr>
-        <w:bidi/>
-        <w:spacing w:before="0" w:after="20" w:line="276" w:lineRule="auto"/>
-        <w:jc w:val="right"/>
-      </w:pPr>
-      <w:r>
-        <w:rPr>
-          <w:b w:val="false"/>
-          <w:bCs w:val="false"/>
-          <w:i w:val="false"/>
-          <w:iCs w:val="false"/>
-          <w:sz w:val="24"/>
-          <w:szCs w:val="24"/>
-          <w:rtl/>
-          <w:rFonts w:ascii="Simplified Arabic" w:cs="Simplified Arabic" w:eastAsia="Simplified Arabic" w:hAnsi="Simplified Arabic" w:hint="cs"/>
-        </w:rPr>
-        <w:t xml:space="preserve">آلية رفع الموقف: يُرسل موقف الحضور والبصمة أسبوعياً إلى القطاع بانتظام.</w:t>
+        <w:t xml:space="preserve">المحور الاداري/</w:t>
       </w:r>
     </w:p>
     <w:p>
@@ -440,28 +360,87 @@
           <w:rtl/>
           <w:rFonts w:ascii="Simplified Arabic" w:cs="Simplified Arabic" w:eastAsia="Simplified Arabic" w:hAnsi="Simplified Arabic" w:hint="cs"/>
         </w:rPr>
-        <w:t xml:space="preserve">ثانياً: الإجراءات المتخذة خلال الزيارة</w:t>
-      </w:r>
-    </w:p>
-    <w:p>
-      <w:pPr>
-        <w:bidi/>
-        <w:spacing w:before="0" w:after="40" w:line="276" w:lineRule="auto"/>
-        <w:ind w:start="284" w:hanging="284"/>
-        <w:jc w:val="right"/>
-      </w:pPr>
-      <w:r>
-        <w:rPr>
-          <w:b w:val="false"/>
-          <w:bCs w:val="false"/>
-          <w:i w:val="false"/>
-          <w:iCs w:val="false"/>
-          <w:sz w:val="24"/>
-          <w:szCs w:val="24"/>
-          <w:rtl/>
-          <w:rFonts w:ascii="Simplified Arabic" w:cs="Simplified Arabic" w:eastAsia="Simplified Arabic" w:hAnsi="Simplified Arabic" w:hint="cs"/>
-        </w:rPr>
-        <w:t xml:space="preserve">1- تم الاطلاع على سجل التواقيع الخاصة بحضور موظفي المركز ليوم الثلاثاء الموافق 22/9/2026، وتدقيقه ومطابقته مع مواقف الإجازات والسجلات ذات الصلة.</w:t>
+        <w:t xml:space="preserve">أولاً: وحدة البصمة</w:t>
+      </w:r>
+    </w:p>
+    <w:p>
+      <w:pPr>
+        <w:bidi/>
+        <w:spacing w:before="0" w:after="20" w:line="276" w:lineRule="auto"/>
+        <w:jc w:val="right"/>
+      </w:pPr>
+      <w:r>
+        <w:rPr>
+          <w:b w:val="false"/>
+          <w:bCs w:val="false"/>
+          <w:i w:val="false"/>
+          <w:iCs w:val="false"/>
+          <w:sz w:val="24"/>
+          <w:szCs w:val="24"/>
+          <w:rtl/>
+          <w:rFonts w:ascii="Simplified Arabic" w:cs="Simplified Arabic" w:eastAsia="Simplified Arabic" w:hAnsi="Simplified Arabic" w:hint="cs"/>
+        </w:rPr>
+        <w:t xml:space="preserve">مسؤول البصمة: م. فني – حسين تركي علي</w:t>
+      </w:r>
+    </w:p>
+    <w:p>
+      <w:pPr>
+        <w:bidi/>
+        <w:spacing w:before="0" w:after="20" w:line="276" w:lineRule="auto"/>
+        <w:jc w:val="right"/>
+      </w:pPr>
+      <w:r>
+        <w:rPr>
+          <w:b w:val="false"/>
+          <w:bCs w:val="false"/>
+          <w:i w:val="false"/>
+          <w:iCs w:val="false"/>
+          <w:sz w:val="24"/>
+          <w:szCs w:val="24"/>
+          <w:rtl/>
+          <w:rFonts w:ascii="Simplified Arabic" w:cs="Simplified Arabic" w:eastAsia="Simplified Arabic" w:hAnsi="Simplified Arabic" w:hint="cs"/>
+        </w:rPr>
+        <w:t xml:space="preserve">عدد الأجهزة: 1 (عاطل)</w:t>
+      </w:r>
+    </w:p>
+    <w:p>
+      <w:pPr>
+        <w:bidi/>
+        <w:spacing w:before="0" w:after="20" w:line="276" w:lineRule="auto"/>
+        <w:jc w:val="right"/>
+      </w:pPr>
+      <w:r>
+        <w:rPr>
+          <w:b w:val="false"/>
+          <w:bCs w:val="false"/>
+          <w:i w:val="false"/>
+          <w:iCs w:val="false"/>
+          <w:sz w:val="24"/>
+          <w:szCs w:val="24"/>
+          <w:rtl/>
+          <w:rFonts w:ascii="Simplified Arabic" w:cs="Simplified Arabic" w:eastAsia="Simplified Arabic" w:hAnsi="Simplified Arabic" w:hint="cs"/>
+        </w:rPr>
+        <w:t xml:space="preserve">الكادر: شخصان فقط</w:t>
+      </w:r>
+    </w:p>
+    <w:p>
+      <w:pPr>
+        <w:bidi/>
+        <w:spacing w:before="0" w:after="20" w:line="276" w:lineRule="auto"/>
+        <w:jc w:val="right"/>
+      </w:pPr>
+      <w:r>
+        <w:rPr>
+          <w:b w:val="false"/>
+          <w:bCs w:val="false"/>
+          <w:i w:val="false"/>
+          <w:iCs w:val="false"/>
+          <w:sz w:val="24"/>
+          <w:szCs w:val="24"/>
+          <w:rtl/>
+          <w:rFonts w:ascii="Simplified Arabic" w:cs="Simplified Arabic" w:eastAsia="Simplified Arabic" w:hAnsi="Simplified Arabic" w:hint="cs"/>
+        </w:rPr>
+        <w:t xml:space="preserve">آلية رفع الموقف: يُرسل موقف الحضور والبصمة أسبوعياً إلى القطاع بانتظام.</w:t>
       </w:r>
     </w:p>
     <w:p>
@@ -486,7 +465,7 @@
           <w:rtl/>
           <w:rFonts w:ascii="Simplified Arabic" w:cs="Simplified Arabic" w:eastAsia="Simplified Arabic" w:hAnsi="Simplified Arabic" w:hint="cs"/>
         </w:rPr>
-        <w:t xml:space="preserve">الملاحظات العامة</w:t>
+        <w:t xml:space="preserve">ثانياً: الإجراءات المتخذة خلال الزيارة</w:t>
       </w:r>
     </w:p>
     <w:p>
@@ -507,7 +486,7 @@
           <w:rtl/>
           <w:rFonts w:ascii="Simplified Arabic" w:cs="Simplified Arabic" w:eastAsia="Simplified Arabic" w:hAnsi="Simplified Arabic" w:hint="cs"/>
         </w:rPr>
-        <w:t xml:space="preserve">1- تعطل جهاز البصمة الخاص بالمركز منذ 1/8/2026.</w:t>
+        <w:t xml:space="preserve">1- تم الاطلاع على سجل التواقيع الخاصة بحضور موظفي المركز ليوم الثلاثاء الموافق 22/9/2026، وتدقيقه ومطابقته مع مواقف الإجازات والسجلات ذات الصلة.</w:t>
       </w:r>
     </w:p>
     <w:p>
@@ -532,6 +511,52 @@
           <w:rtl/>
           <w:rFonts w:ascii="Simplified Arabic" w:cs="Simplified Arabic" w:eastAsia="Simplified Arabic" w:hAnsi="Simplified Arabic" w:hint="cs"/>
         </w:rPr>
+        <w:t xml:space="preserve">الملاحظات العامة</w:t>
+      </w:r>
+    </w:p>
+    <w:p>
+      <w:pPr>
+        <w:bidi/>
+        <w:spacing w:before="0" w:after="40" w:line="276" w:lineRule="auto"/>
+        <w:ind w:start="284" w:hanging="284"/>
+        <w:jc w:val="right"/>
+      </w:pPr>
+      <w:r>
+        <w:rPr>
+          <w:b w:val="false"/>
+          <w:bCs w:val="false"/>
+          <w:i w:val="false"/>
+          <w:iCs w:val="false"/>
+          <w:sz w:val="24"/>
+          <w:szCs w:val="24"/>
+          <w:rtl/>
+          <w:rFonts w:ascii="Simplified Arabic" w:cs="Simplified Arabic" w:eastAsia="Simplified Arabic" w:hAnsi="Simplified Arabic" w:hint="cs"/>
+        </w:rPr>
+        <w:t xml:space="preserve">1- تعطل جهاز البصمة الخاص بالمركز منذ 1/8/2026.</w:t>
+      </w:r>
+    </w:p>
+    <w:p>
+      <w:pPr>
+        <w:pStyle w:val="Heading2"/>
+        <w:pBdr>
+          <w:bottom w:val="single" w:color="00796B" w:sz="6" w:space="3"/>
+        </w:pBdr>
+        <w:bidi/>
+        <w:spacing w:before="180" w:after="70" w:line="276" w:lineRule="auto"/>
+        <w:jc w:val="right"/>
+      </w:pPr>
+      <w:r>
+        <w:rPr>
+          <w:b/>
+          <w:bCs/>
+          <w:i w:val="false"/>
+          <w:iCs w:val="false"/>
+          <w:color w:val="004D40"/>
+          <w:sz w:val="26"/>
+          <w:szCs w:val="26"/>
+          <w:rtl/>
+          <w:rFonts w:ascii="Simplified Arabic" w:cs="Simplified Arabic" w:eastAsia="Simplified Arabic" w:hAnsi="Simplified Arabic" w:hint="cs"/>
+        </w:rPr>
         <w:t xml:space="preserve">مواقف البصمة والحضور</w:t>
       </w:r>
     </w:p>
@@ -572,7 +597,7 @@
           <w:rtl/>
           <w:rFonts w:ascii="Simplified Arabic" w:cs="Simplified Arabic" w:eastAsia="Simplified Arabic" w:hAnsi="Simplified Arabic" w:hint="cs"/>
         </w:rPr>
-        <w:t xml:space="preserve">تغيب عن الدوام الرسمي:</w:t>
+        <w:t xml:space="preserve">تغيب عن الدوام الرسمي، للذوات المدرجة اسمائهم وعناوينهم الوظيفية في أدناه:</w:t>
       </w:r>
     </w:p>
     <w:p>
@@ -613,7 +638,7 @@
           <w:rtl/>
           <w:rFonts w:ascii="Simplified Arabic" w:cs="Simplified Arabic" w:eastAsia="Simplified Arabic" w:hAnsi="Simplified Arabic" w:hint="cs"/>
         </w:rPr>
-        <w:t xml:space="preserve">عدم وجود بصمة مغادرة:</w:t>
+        <w:t xml:space="preserve">عدم وجود بصمة مغادرة، للذوات المدرجة اسمائهم وعناوينهم الوظيفية في أدناه:</w:t>
       </w:r>
     </w:p>
     <w:p>

--- a/_tools/notables.docx
+++ b/_tools/notables.docx
@@ -316,11 +316,8 @@
     <w:p>
       <w:pPr>
         <w:pStyle w:val="Heading2"/>
-        <w:pBdr>
-          <w:bottom w:val="single" w:color="00796B" w:sz="6" w:space="3"/>
-        </w:pBdr>
-        <w:bidi/>
-        <w:spacing w:before="180" w:after="70" w:line="276" w:lineRule="auto"/>
+        <w:bidi/>
+        <w:spacing w:before="300" w:after="160" w:line="276" w:lineRule="auto"/>
         <w:jc w:val="right"/>
       </w:pPr>
       <w:r>
@@ -330,12 +327,12 @@
           <w:i w:val="false"/>
           <w:iCs w:val="false"/>
           <w:color w:val="004D40"/>
-          <w:sz w:val="26"/>
-          <w:szCs w:val="26"/>
-          <w:rtl/>
-          <w:rFonts w:ascii="Simplified Arabic" w:cs="Simplified Arabic" w:eastAsia="Simplified Arabic" w:hAnsi="Simplified Arabic" w:hint="cs"/>
-        </w:rPr>
-        <w:t xml:space="preserve">المحور الاداري/</w:t>
+          <w:sz w:val="28"/>
+          <w:szCs w:val="28"/>
+          <w:rtl/>
+          <w:rFonts w:ascii="Simplified Arabic" w:cs="Simplified Arabic" w:eastAsia="Simplified Arabic" w:hAnsi="Simplified Arabic" w:hint="cs"/>
+        </w:rPr>
+        <w:t xml:space="preserve">المحور الإداري //</w:t>
       </w:r>
     </w:p>
     <w:p>
